--- a/BD/lab5/lab5.docx
+++ b/BD/lab5/lab5.docx
@@ -191,8 +191,9 @@
           <w:sz w:val="26"/>
           <w:szCs w:val="26"/>
         </w:rPr>
-        <w:t xml:space="preserve"> в mysql</w:t>
-      </w:r>
+        <w:t xml:space="preserve"> в </w:t>
+      </w:r>
+      <w:proofErr w:type="spellStart"/>
       <w:r>
         <w:rPr>
           <w:rFonts w:ascii="Times New Roman" w:hAnsi="Times New Roman" w:cs="Times New Roman"/>
@@ -202,28 +203,31 @@
           <w:sz w:val="26"/>
           <w:szCs w:val="26"/>
         </w:rPr>
-        <w:t>”</w:t>
-      </w:r>
-    </w:p>
-    <w:p>
-      <w:pPr>
-        <w:jc w:val="center"/>
-        <w:rPr>
-          <w:rFonts w:ascii="Times New Roman" w:hAnsi="Times New Roman" w:cs="Times New Roman"/>
+        <w:t>mysql</w:t>
+      </w:r>
+      <w:proofErr w:type="spellEnd"/>
+      <w:r>
+        <w:rPr>
+          <w:rFonts w:ascii="Times New Roman" w:hAnsi="Times New Roman" w:cs="Times New Roman"/>
+          <w:b/>
+          <w:bCs/>
           <w:color w:val="000000"/>
           <w:sz w:val="26"/>
           <w:szCs w:val="26"/>
         </w:rPr>
-      </w:pPr>
-      <w:r>
+        <w:t>”</w:t>
+      </w:r>
+    </w:p>
+    <w:p>
+      <w:pPr>
+        <w:jc w:val="center"/>
         <w:rPr>
           <w:rFonts w:ascii="Times New Roman" w:hAnsi="Times New Roman" w:cs="Times New Roman"/>
           <w:color w:val="000000"/>
           <w:sz w:val="26"/>
           <w:szCs w:val="26"/>
         </w:rPr>
-        <w:t>Дисциплина: «</w:t>
-      </w:r>
+      </w:pPr>
       <w:r>
         <w:rPr>
           <w:rFonts w:ascii="Times New Roman" w:hAnsi="Times New Roman" w:cs="Times New Roman"/>
@@ -231,7 +235,7 @@
           <w:sz w:val="26"/>
           <w:szCs w:val="26"/>
         </w:rPr>
-        <w:t>Базы данных</w:t>
+        <w:t>Дисциплина: «</w:t>
       </w:r>
       <w:r>
         <w:rPr>
@@ -240,6 +244,15 @@
           <w:sz w:val="26"/>
           <w:szCs w:val="26"/>
         </w:rPr>
+        <w:t>Базы данных</w:t>
+      </w:r>
+      <w:r>
+        <w:rPr>
+          <w:rFonts w:ascii="Times New Roman" w:hAnsi="Times New Roman" w:cs="Times New Roman"/>
+          <w:color w:val="000000"/>
+          <w:sz w:val="26"/>
+          <w:szCs w:val="26"/>
+        </w:rPr>
         <w:t>»</w:t>
       </w:r>
     </w:p>
@@ -337,7 +350,6 @@
           <w:color w:val="000000"/>
           <w:sz w:val="28"/>
           <w:szCs w:val="28"/>
-          <w:lang w:val="en-US"/>
         </w:rPr>
       </w:pPr>
       <w:r>
@@ -812,8 +824,9 @@
           <w:szCs w:val="28"/>
           <w:lang w:val="en-GB"/>
         </w:rPr>
-        <w:t xml:space="preserve"> createTask</w:t>
-      </w:r>
+        <w:t xml:space="preserve"> </w:t>
+      </w:r>
+      <w:proofErr w:type="spellStart"/>
       <w:r>
         <w:rPr>
           <w:rFonts w:ascii="Times New Roman" w:hAnsi="Times New Roman" w:cs="Times New Roman"/>
@@ -821,6 +834,16 @@
           <w:szCs w:val="28"/>
           <w:lang w:val="en-GB"/>
         </w:rPr>
+        <w:t>createTask</w:t>
+      </w:r>
+      <w:proofErr w:type="spellEnd"/>
+      <w:r>
+        <w:rPr>
+          <w:rFonts w:ascii="Times New Roman" w:hAnsi="Times New Roman" w:cs="Times New Roman"/>
+          <w:sz w:val="28"/>
+          <w:szCs w:val="28"/>
+          <w:lang w:val="en-GB"/>
+        </w:rPr>
         <w:t>:</w:t>
       </w:r>
     </w:p>
@@ -859,8 +882,19 @@
           <w:szCs w:val="28"/>
           <w:lang w:val="en-US"/>
         </w:rPr>
-        <w:t>’.’createTask’ (IN tname VARCHAR(45), IN tdate</w:t>
-      </w:r>
+        <w:t xml:space="preserve">’.’createTask’ (IN </w:t>
+      </w:r>
+      <w:proofErr w:type="spellStart"/>
+      <w:r>
+        <w:rPr>
+          <w:rFonts w:ascii="Times New Roman" w:hAnsi="Times New Roman" w:cs="Times New Roman"/>
+          <w:sz w:val="28"/>
+          <w:szCs w:val="28"/>
+          <w:lang w:val="en-US"/>
+        </w:rPr>
+        <w:t>tname</w:t>
+      </w:r>
+      <w:proofErr w:type="spellEnd"/>
       <w:r>
         <w:rPr>
           <w:rFonts w:ascii="Times New Roman" w:hAnsi="Times New Roman" w:cs="Times New Roman"/>
@@ -870,14 +904,74 @@
         </w:rPr>
         <w:t xml:space="preserve"> </w:t>
       </w:r>
-      <w:r>
-        <w:rPr>
-          <w:rFonts w:ascii="Times New Roman" w:hAnsi="Times New Roman" w:cs="Times New Roman"/>
-          <w:sz w:val="28"/>
-          <w:szCs w:val="28"/>
-          <w:lang w:val="en-US"/>
-        </w:rPr>
-        <w:t>DATETIME, OUT muchdays VARCHAR(45))</w:t>
+      <w:proofErr w:type="gramStart"/>
+      <w:r>
+        <w:rPr>
+          <w:rFonts w:ascii="Times New Roman" w:hAnsi="Times New Roman" w:cs="Times New Roman"/>
+          <w:sz w:val="28"/>
+          <w:szCs w:val="28"/>
+          <w:lang w:val="en-US"/>
+        </w:rPr>
+        <w:t>VARCHAR(</w:t>
+      </w:r>
+      <w:proofErr w:type="gramEnd"/>
+      <w:r>
+        <w:rPr>
+          <w:rFonts w:ascii="Times New Roman" w:hAnsi="Times New Roman" w:cs="Times New Roman"/>
+          <w:sz w:val="28"/>
+          <w:szCs w:val="28"/>
+          <w:lang w:val="en-US"/>
+        </w:rPr>
+        <w:t xml:space="preserve">45), IN </w:t>
+      </w:r>
+      <w:proofErr w:type="spellStart"/>
+      <w:r>
+        <w:rPr>
+          <w:rFonts w:ascii="Times New Roman" w:hAnsi="Times New Roman" w:cs="Times New Roman"/>
+          <w:sz w:val="28"/>
+          <w:szCs w:val="28"/>
+          <w:lang w:val="en-US"/>
+        </w:rPr>
+        <w:t>tdate</w:t>
+      </w:r>
+      <w:proofErr w:type="spellEnd"/>
+      <w:r>
+        <w:rPr>
+          <w:rFonts w:ascii="Times New Roman" w:hAnsi="Times New Roman" w:cs="Times New Roman"/>
+          <w:sz w:val="28"/>
+          <w:szCs w:val="28"/>
+          <w:lang w:val="en-US"/>
+        </w:rPr>
+        <w:t xml:space="preserve"> </w:t>
+      </w:r>
+      <w:r>
+        <w:rPr>
+          <w:rFonts w:ascii="Times New Roman" w:hAnsi="Times New Roman" w:cs="Times New Roman"/>
+          <w:sz w:val="28"/>
+          <w:szCs w:val="28"/>
+          <w:lang w:val="en-US"/>
+        </w:rPr>
+        <w:t xml:space="preserve">DATETIME, OUT </w:t>
+      </w:r>
+      <w:proofErr w:type="spellStart"/>
+      <w:r>
+        <w:rPr>
+          <w:rFonts w:ascii="Times New Roman" w:hAnsi="Times New Roman" w:cs="Times New Roman"/>
+          <w:sz w:val="28"/>
+          <w:szCs w:val="28"/>
+          <w:lang w:val="en-US"/>
+        </w:rPr>
+        <w:t>muchdays</w:t>
+      </w:r>
+      <w:proofErr w:type="spellEnd"/>
+      <w:r>
+        <w:rPr>
+          <w:rFonts w:ascii="Times New Roman" w:hAnsi="Times New Roman" w:cs="Times New Roman"/>
+          <w:sz w:val="28"/>
+          <w:szCs w:val="28"/>
+          <w:lang w:val="en-US"/>
+        </w:rPr>
+        <w:t xml:space="preserve"> VARCHAR(45))</w:t>
       </w:r>
     </w:p>
     <w:p>
@@ -918,7 +1012,47 @@
           <w:szCs w:val="28"/>
           <w:lang w:val="en-US"/>
         </w:rPr>
-        <w:t>DECLARE tmonth VARCHAR(45);</w:t>
+        <w:t xml:space="preserve">DECLARE </w:t>
+      </w:r>
+      <w:proofErr w:type="spellStart"/>
+      <w:r>
+        <w:rPr>
+          <w:rFonts w:ascii="Times New Roman" w:hAnsi="Times New Roman" w:cs="Times New Roman"/>
+          <w:sz w:val="28"/>
+          <w:szCs w:val="28"/>
+          <w:lang w:val="en-US"/>
+        </w:rPr>
+        <w:t>tmonth</w:t>
+      </w:r>
+      <w:proofErr w:type="spellEnd"/>
+      <w:r>
+        <w:rPr>
+          <w:rFonts w:ascii="Times New Roman" w:hAnsi="Times New Roman" w:cs="Times New Roman"/>
+          <w:sz w:val="28"/>
+          <w:szCs w:val="28"/>
+          <w:lang w:val="en-US"/>
+        </w:rPr>
+        <w:t xml:space="preserve"> </w:t>
+      </w:r>
+      <w:proofErr w:type="gramStart"/>
+      <w:r>
+        <w:rPr>
+          <w:rFonts w:ascii="Times New Roman" w:hAnsi="Times New Roman" w:cs="Times New Roman"/>
+          <w:sz w:val="28"/>
+          <w:szCs w:val="28"/>
+          <w:lang w:val="en-US"/>
+        </w:rPr>
+        <w:t>VARCHAR(</w:t>
+      </w:r>
+      <w:proofErr w:type="gramEnd"/>
+      <w:r>
+        <w:rPr>
+          <w:rFonts w:ascii="Times New Roman" w:hAnsi="Times New Roman" w:cs="Times New Roman"/>
+          <w:sz w:val="28"/>
+          <w:szCs w:val="28"/>
+          <w:lang w:val="en-US"/>
+        </w:rPr>
+        <w:t>45);</w:t>
       </w:r>
     </w:p>
     <w:p>
@@ -939,7 +1073,27 @@
           <w:szCs w:val="28"/>
           <w:lang w:val="en-US"/>
         </w:rPr>
-        <w:t>SELECT CONCAT(‘Task month is: ’,</w:t>
+        <w:t xml:space="preserve">SELECT </w:t>
+      </w:r>
+      <w:proofErr w:type="gramStart"/>
+      <w:r>
+        <w:rPr>
+          <w:rFonts w:ascii="Times New Roman" w:hAnsi="Times New Roman" w:cs="Times New Roman"/>
+          <w:sz w:val="28"/>
+          <w:szCs w:val="28"/>
+          <w:lang w:val="en-US"/>
+        </w:rPr>
+        <w:t>CONCAT(</w:t>
+      </w:r>
+      <w:proofErr w:type="gramEnd"/>
+      <w:r>
+        <w:rPr>
+          <w:rFonts w:ascii="Times New Roman" w:hAnsi="Times New Roman" w:cs="Times New Roman"/>
+          <w:sz w:val="28"/>
+          <w:szCs w:val="28"/>
+          <w:lang w:val="en-US"/>
+        </w:rPr>
+        <w:t>‘Task month is: ’,</w:t>
       </w:r>
     </w:p>
     <w:p>
@@ -960,7 +1114,38 @@
           <w:szCs w:val="28"/>
           <w:lang w:val="en-US"/>
         </w:rPr>
-        <w:t>(CASE MONTH(tdate)</w:t>
+        <w:t xml:space="preserve">(CASE </w:t>
+      </w:r>
+      <w:proofErr w:type="gramStart"/>
+      <w:r>
+        <w:rPr>
+          <w:rFonts w:ascii="Times New Roman" w:hAnsi="Times New Roman" w:cs="Times New Roman"/>
+          <w:sz w:val="28"/>
+          <w:szCs w:val="28"/>
+          <w:lang w:val="en-US"/>
+        </w:rPr>
+        <w:t>MONTH(</w:t>
+      </w:r>
+      <w:proofErr w:type="spellStart"/>
+      <w:proofErr w:type="gramEnd"/>
+      <w:r>
+        <w:rPr>
+          <w:rFonts w:ascii="Times New Roman" w:hAnsi="Times New Roman" w:cs="Times New Roman"/>
+          <w:sz w:val="28"/>
+          <w:szCs w:val="28"/>
+          <w:lang w:val="en-US"/>
+        </w:rPr>
+        <w:t>tdate</w:t>
+      </w:r>
+      <w:proofErr w:type="spellEnd"/>
+      <w:r>
+        <w:rPr>
+          <w:rFonts w:ascii="Times New Roman" w:hAnsi="Times New Roman" w:cs="Times New Roman"/>
+          <w:sz w:val="28"/>
+          <w:szCs w:val="28"/>
+          <w:lang w:val="en-US"/>
+        </w:rPr>
+        <w:t>)</w:t>
       </w:r>
     </w:p>
     <w:p>
@@ -1160,7 +1345,6 @@
           <w:rFonts w:ascii="Times New Roman" w:hAnsi="Times New Roman" w:cs="Times New Roman"/>
           <w:sz w:val="28"/>
           <w:szCs w:val="28"/>
-          <w:lang w:val="en-US"/>
         </w:rPr>
       </w:pPr>
       <w:r>
@@ -1275,7 +1459,27 @@
           <w:szCs w:val="28"/>
           <w:lang w:val="en-US"/>
         </w:rPr>
-        <w:t xml:space="preserve"> )) INTO tmonth;</w:t>
+        <w:t xml:space="preserve"> )) INTO </w:t>
+      </w:r>
+      <w:proofErr w:type="spellStart"/>
+      <w:r>
+        <w:rPr>
+          <w:rFonts w:ascii="Times New Roman" w:hAnsi="Times New Roman" w:cs="Times New Roman"/>
+          <w:sz w:val="28"/>
+          <w:szCs w:val="28"/>
+          <w:lang w:val="en-US"/>
+        </w:rPr>
+        <w:t>tmonth</w:t>
+      </w:r>
+      <w:proofErr w:type="spellEnd"/>
+      <w:r>
+        <w:rPr>
+          <w:rFonts w:ascii="Times New Roman" w:hAnsi="Times New Roman" w:cs="Times New Roman"/>
+          <w:sz w:val="28"/>
+          <w:szCs w:val="28"/>
+          <w:lang w:val="en-US"/>
+        </w:rPr>
+        <w:t>;</w:t>
       </w:r>
     </w:p>
     <w:p>
@@ -1296,7 +1500,87 @@
           <w:szCs w:val="28"/>
           <w:lang w:val="en-US"/>
         </w:rPr>
-        <w:t>INSERT INTO tasks (taskname, taskday, taskmonth) VALUES (tname,</w:t>
+        <w:t>INSERT INTO tasks (</w:t>
+      </w:r>
+      <w:proofErr w:type="spellStart"/>
+      <w:r>
+        <w:rPr>
+          <w:rFonts w:ascii="Times New Roman" w:hAnsi="Times New Roman" w:cs="Times New Roman"/>
+          <w:sz w:val="28"/>
+          <w:szCs w:val="28"/>
+          <w:lang w:val="en-US"/>
+        </w:rPr>
+        <w:t>taskname</w:t>
+      </w:r>
+      <w:proofErr w:type="spellEnd"/>
+      <w:r>
+        <w:rPr>
+          <w:rFonts w:ascii="Times New Roman" w:hAnsi="Times New Roman" w:cs="Times New Roman"/>
+          <w:sz w:val="28"/>
+          <w:szCs w:val="28"/>
+          <w:lang w:val="en-US"/>
+        </w:rPr>
+        <w:t xml:space="preserve">, </w:t>
+      </w:r>
+      <w:proofErr w:type="spellStart"/>
+      <w:r>
+        <w:rPr>
+          <w:rFonts w:ascii="Times New Roman" w:hAnsi="Times New Roman" w:cs="Times New Roman"/>
+          <w:sz w:val="28"/>
+          <w:szCs w:val="28"/>
+          <w:lang w:val="en-US"/>
+        </w:rPr>
+        <w:t>taskday</w:t>
+      </w:r>
+      <w:proofErr w:type="spellEnd"/>
+      <w:r>
+        <w:rPr>
+          <w:rFonts w:ascii="Times New Roman" w:hAnsi="Times New Roman" w:cs="Times New Roman"/>
+          <w:sz w:val="28"/>
+          <w:szCs w:val="28"/>
+          <w:lang w:val="en-US"/>
+        </w:rPr>
+        <w:t xml:space="preserve">, </w:t>
+      </w:r>
+      <w:proofErr w:type="spellStart"/>
+      <w:r>
+        <w:rPr>
+          <w:rFonts w:ascii="Times New Roman" w:hAnsi="Times New Roman" w:cs="Times New Roman"/>
+          <w:sz w:val="28"/>
+          <w:szCs w:val="28"/>
+          <w:lang w:val="en-US"/>
+        </w:rPr>
+        <w:t>taskmonth</w:t>
+      </w:r>
+      <w:proofErr w:type="spellEnd"/>
+      <w:r>
+        <w:rPr>
+          <w:rFonts w:ascii="Times New Roman" w:hAnsi="Times New Roman" w:cs="Times New Roman"/>
+          <w:sz w:val="28"/>
+          <w:szCs w:val="28"/>
+          <w:lang w:val="en-US"/>
+        </w:rPr>
+        <w:t>) VALUES (</w:t>
+      </w:r>
+      <w:proofErr w:type="spellStart"/>
+      <w:r>
+        <w:rPr>
+          <w:rFonts w:ascii="Times New Roman" w:hAnsi="Times New Roman" w:cs="Times New Roman"/>
+          <w:sz w:val="28"/>
+          <w:szCs w:val="28"/>
+          <w:lang w:val="en-US"/>
+        </w:rPr>
+        <w:t>tname</w:t>
+      </w:r>
+      <w:proofErr w:type="spellEnd"/>
+      <w:r>
+        <w:rPr>
+          <w:rFonts w:ascii="Times New Roman" w:hAnsi="Times New Roman" w:cs="Times New Roman"/>
+          <w:sz w:val="28"/>
+          <w:szCs w:val="28"/>
+          <w:lang w:val="en-US"/>
+        </w:rPr>
+        <w:t>,</w:t>
       </w:r>
       <w:r>
         <w:rPr>
@@ -1307,14 +1591,56 @@
         </w:rPr>
         <w:t xml:space="preserve"> </w:t>
       </w:r>
-      <w:r>
-        <w:rPr>
-          <w:rFonts w:ascii="Times New Roman" w:hAnsi="Times New Roman" w:cs="Times New Roman"/>
-          <w:sz w:val="28"/>
-          <w:szCs w:val="28"/>
-          <w:lang w:val="en-US"/>
-        </w:rPr>
-        <w:t>DAY(tdate), tmonth);</w:t>
+      <w:proofErr w:type="gramStart"/>
+      <w:r>
+        <w:rPr>
+          <w:rFonts w:ascii="Times New Roman" w:hAnsi="Times New Roman" w:cs="Times New Roman"/>
+          <w:sz w:val="28"/>
+          <w:szCs w:val="28"/>
+          <w:lang w:val="en-US"/>
+        </w:rPr>
+        <w:t>DAY(</w:t>
+      </w:r>
+      <w:proofErr w:type="spellStart"/>
+      <w:proofErr w:type="gramEnd"/>
+      <w:r>
+        <w:rPr>
+          <w:rFonts w:ascii="Times New Roman" w:hAnsi="Times New Roman" w:cs="Times New Roman"/>
+          <w:sz w:val="28"/>
+          <w:szCs w:val="28"/>
+          <w:lang w:val="en-US"/>
+        </w:rPr>
+        <w:t>tdate</w:t>
+      </w:r>
+      <w:proofErr w:type="spellEnd"/>
+      <w:r>
+        <w:rPr>
+          <w:rFonts w:ascii="Times New Roman" w:hAnsi="Times New Roman" w:cs="Times New Roman"/>
+          <w:sz w:val="28"/>
+          <w:szCs w:val="28"/>
+          <w:lang w:val="en-US"/>
+        </w:rPr>
+        <w:t xml:space="preserve">), </w:t>
+      </w:r>
+      <w:proofErr w:type="spellStart"/>
+      <w:r>
+        <w:rPr>
+          <w:rFonts w:ascii="Times New Roman" w:hAnsi="Times New Roman" w:cs="Times New Roman"/>
+          <w:sz w:val="28"/>
+          <w:szCs w:val="28"/>
+          <w:lang w:val="en-US"/>
+        </w:rPr>
+        <w:t>tmonth</w:t>
+      </w:r>
+      <w:proofErr w:type="spellEnd"/>
+      <w:r>
+        <w:rPr>
+          <w:rFonts w:ascii="Times New Roman" w:hAnsi="Times New Roman" w:cs="Times New Roman"/>
+          <w:sz w:val="28"/>
+          <w:szCs w:val="28"/>
+          <w:lang w:val="en-US"/>
+        </w:rPr>
+        <w:t>);</w:t>
       </w:r>
     </w:p>
     <w:p>
@@ -1335,7 +1661,47 @@
           <w:szCs w:val="28"/>
           <w:lang w:val="en-US"/>
         </w:rPr>
-        <w:t>SELECT CONCAT('Remains days: ', DATEDIFF(tdate,</w:t>
+        <w:t xml:space="preserve">SELECT </w:t>
+      </w:r>
+      <w:proofErr w:type="gramStart"/>
+      <w:r>
+        <w:rPr>
+          <w:rFonts w:ascii="Times New Roman" w:hAnsi="Times New Roman" w:cs="Times New Roman"/>
+          <w:sz w:val="28"/>
+          <w:szCs w:val="28"/>
+          <w:lang w:val="en-US"/>
+        </w:rPr>
+        <w:t>CONCAT(</w:t>
+      </w:r>
+      <w:proofErr w:type="gramEnd"/>
+      <w:r>
+        <w:rPr>
+          <w:rFonts w:ascii="Times New Roman" w:hAnsi="Times New Roman" w:cs="Times New Roman"/>
+          <w:sz w:val="28"/>
+          <w:szCs w:val="28"/>
+          <w:lang w:val="en-US"/>
+        </w:rPr>
+        <w:t>'Remains days: ', DATEDIFF(</w:t>
+      </w:r>
+      <w:proofErr w:type="spellStart"/>
+      <w:r>
+        <w:rPr>
+          <w:rFonts w:ascii="Times New Roman" w:hAnsi="Times New Roman" w:cs="Times New Roman"/>
+          <w:sz w:val="28"/>
+          <w:szCs w:val="28"/>
+          <w:lang w:val="en-US"/>
+        </w:rPr>
+        <w:t>tdate</w:t>
+      </w:r>
+      <w:proofErr w:type="spellEnd"/>
+      <w:r>
+        <w:rPr>
+          <w:rFonts w:ascii="Times New Roman" w:hAnsi="Times New Roman" w:cs="Times New Roman"/>
+          <w:sz w:val="28"/>
+          <w:szCs w:val="28"/>
+          <w:lang w:val="en-US"/>
+        </w:rPr>
+        <w:t>,</w:t>
       </w:r>
       <w:r>
         <w:rPr>
@@ -1364,14 +1730,25 @@
         </w:rPr>
         <w:t xml:space="preserve"> </w:t>
       </w:r>
-      <w:r>
-        <w:rPr>
-          <w:rFonts w:ascii="Times New Roman" w:hAnsi="Times New Roman" w:cs="Times New Roman"/>
-          <w:sz w:val="28"/>
-          <w:szCs w:val="28"/>
-          <w:lang w:val="en-US"/>
-        </w:rPr>
-        <w:t>muchdays;</w:t>
+      <w:proofErr w:type="spellStart"/>
+      <w:r>
+        <w:rPr>
+          <w:rFonts w:ascii="Times New Roman" w:hAnsi="Times New Roman" w:cs="Times New Roman"/>
+          <w:sz w:val="28"/>
+          <w:szCs w:val="28"/>
+          <w:lang w:val="en-US"/>
+        </w:rPr>
+        <w:t>muchdays</w:t>
+      </w:r>
+      <w:proofErr w:type="spellEnd"/>
+      <w:r>
+        <w:rPr>
+          <w:rFonts w:ascii="Times New Roman" w:hAnsi="Times New Roman" w:cs="Times New Roman"/>
+          <w:sz w:val="28"/>
+          <w:szCs w:val="28"/>
+          <w:lang w:val="en-US"/>
+        </w:rPr>
+        <w:t>;</w:t>
       </w:r>
     </w:p>
     <w:p>
@@ -1492,7 +1869,38 @@
           <w:szCs w:val="28"/>
           <w:lang w:val="en-US"/>
         </w:rPr>
-        <w:t>CALL createTask(‘Database optimization’, ‘2009-11-01’, @days);</w:t>
+        <w:t xml:space="preserve">CALL </w:t>
+      </w:r>
+      <w:proofErr w:type="spellStart"/>
+      <w:proofErr w:type="gramStart"/>
+      <w:r>
+        <w:rPr>
+          <w:rFonts w:ascii="Courier New" w:hAnsi="Courier New" w:cs="Courier New"/>
+          <w:sz w:val="28"/>
+          <w:szCs w:val="28"/>
+          <w:lang w:val="en-US"/>
+        </w:rPr>
+        <w:t>createTask</w:t>
+      </w:r>
+      <w:proofErr w:type="spellEnd"/>
+      <w:r>
+        <w:rPr>
+          <w:rFonts w:ascii="Courier New" w:hAnsi="Courier New" w:cs="Courier New"/>
+          <w:sz w:val="28"/>
+          <w:szCs w:val="28"/>
+          <w:lang w:val="en-US"/>
+        </w:rPr>
+        <w:t>(</w:t>
+      </w:r>
+      <w:proofErr w:type="gramEnd"/>
+      <w:r>
+        <w:rPr>
+          <w:rFonts w:ascii="Courier New" w:hAnsi="Courier New" w:cs="Courier New"/>
+          <w:sz w:val="28"/>
+          <w:szCs w:val="28"/>
+          <w:lang w:val="en-US"/>
+        </w:rPr>
+        <w:t>‘Database optimization’, ‘2009-11-01’, @days);</w:t>
       </w:r>
     </w:p>
     <w:p>
@@ -1511,7 +1919,27 @@
           <w:szCs w:val="28"/>
           <w:lang w:val="en-US"/>
         </w:rPr>
-        <w:t>SELECT CONCAT(‘Optimization‘, @days);</w:t>
+        <w:t xml:space="preserve">SELECT </w:t>
+      </w:r>
+      <w:proofErr w:type="gramStart"/>
+      <w:r>
+        <w:rPr>
+          <w:rFonts w:ascii="Courier New" w:hAnsi="Courier New" w:cs="Courier New"/>
+          <w:sz w:val="28"/>
+          <w:szCs w:val="28"/>
+          <w:lang w:val="en-US"/>
+        </w:rPr>
+        <w:t>CONCAT(</w:t>
+      </w:r>
+      <w:proofErr w:type="gramEnd"/>
+      <w:r>
+        <w:rPr>
+          <w:rFonts w:ascii="Courier New" w:hAnsi="Courier New" w:cs="Courier New"/>
+          <w:sz w:val="28"/>
+          <w:szCs w:val="28"/>
+          <w:lang w:val="en-US"/>
+        </w:rPr>
+        <w:t>‘Optimization‘, @days);</w:t>
       </w:r>
     </w:p>
     <w:p>
@@ -1526,6 +1954,7 @@
       <w:r>
         <w:rPr>
           <w:rFonts w:ascii="Times New Roman" w:hAnsi="Times New Roman" w:cs="Times New Roman"/>
+          <w:noProof/>
           <w:sz w:val="28"/>
           <w:szCs w:val="28"/>
         </w:rPr>
@@ -1663,7 +2092,38 @@
           <w:szCs w:val="28"/>
           <w:lang w:val="en-US"/>
         </w:rPr>
-        <w:t>CALL createTask(‘Database replication’, ‘2015-09-14’, @days);</w:t>
+        <w:t xml:space="preserve">CALL </w:t>
+      </w:r>
+      <w:proofErr w:type="spellStart"/>
+      <w:proofErr w:type="gramStart"/>
+      <w:r>
+        <w:rPr>
+          <w:rFonts w:ascii="Courier New" w:hAnsi="Courier New" w:cs="Courier New"/>
+          <w:sz w:val="28"/>
+          <w:szCs w:val="28"/>
+          <w:lang w:val="en-US"/>
+        </w:rPr>
+        <w:t>createTask</w:t>
+      </w:r>
+      <w:proofErr w:type="spellEnd"/>
+      <w:r>
+        <w:rPr>
+          <w:rFonts w:ascii="Courier New" w:hAnsi="Courier New" w:cs="Courier New"/>
+          <w:sz w:val="28"/>
+          <w:szCs w:val="28"/>
+          <w:lang w:val="en-US"/>
+        </w:rPr>
+        <w:t>(</w:t>
+      </w:r>
+      <w:proofErr w:type="gramEnd"/>
+      <w:r>
+        <w:rPr>
+          <w:rFonts w:ascii="Courier New" w:hAnsi="Courier New" w:cs="Courier New"/>
+          <w:sz w:val="28"/>
+          <w:szCs w:val="28"/>
+          <w:lang w:val="en-US"/>
+        </w:rPr>
+        <w:t>‘Database replication’, ‘2015-09-14’, @days);</w:t>
       </w:r>
     </w:p>
     <w:p>
@@ -1683,7 +2143,27 @@
           <w:szCs w:val="28"/>
           <w:lang w:val="en-US"/>
         </w:rPr>
-        <w:t>SELECT CONCAT(‘Replication ‘, @days);</w:t>
+        <w:t xml:space="preserve">SELECT </w:t>
+      </w:r>
+      <w:proofErr w:type="gramStart"/>
+      <w:r>
+        <w:rPr>
+          <w:rFonts w:ascii="Courier New" w:hAnsi="Courier New" w:cs="Courier New"/>
+          <w:sz w:val="28"/>
+          <w:szCs w:val="28"/>
+          <w:lang w:val="en-US"/>
+        </w:rPr>
+        <w:t>CONCAT(</w:t>
+      </w:r>
+      <w:proofErr w:type="gramEnd"/>
+      <w:r>
+        <w:rPr>
+          <w:rFonts w:ascii="Courier New" w:hAnsi="Courier New" w:cs="Courier New"/>
+          <w:sz w:val="28"/>
+          <w:szCs w:val="28"/>
+          <w:lang w:val="en-US"/>
+        </w:rPr>
+        <w:t>‘Replication ‘, @days);</w:t>
       </w:r>
     </w:p>
     <w:p>
@@ -1818,6 +2298,7 @@
           <w:rFonts w:ascii="Courier New" w:hAnsi="Courier New" w:cs="Courier New"/>
           <w:sz w:val="28"/>
           <w:szCs w:val="28"/>
+          <w:lang w:val="en-US"/>
         </w:rPr>
       </w:pPr>
       <w:r>
@@ -1834,9 +2315,12 @@
           <w:rFonts w:ascii="Courier New" w:hAnsi="Courier New" w:cs="Courier New"/>
           <w:sz w:val="28"/>
           <w:szCs w:val="28"/>
+          <w:lang w:val="en-US"/>
         </w:rPr>
         <w:t xml:space="preserve"> </w:t>
       </w:r>
+      <w:proofErr w:type="spellStart"/>
+      <w:proofErr w:type="gramStart"/>
       <w:r>
         <w:rPr>
           <w:rFonts w:ascii="Courier New" w:hAnsi="Courier New" w:cs="Courier New"/>
@@ -1846,45 +2330,52 @@
         </w:rPr>
         <w:t>createTask</w:t>
       </w:r>
+      <w:proofErr w:type="spellEnd"/>
       <w:r>
         <w:rPr>
           <w:rFonts w:ascii="Courier New" w:hAnsi="Courier New" w:cs="Courier New"/>
           <w:sz w:val="28"/>
           <w:szCs w:val="28"/>
-        </w:rPr>
-        <w:t>(‘</w:t>
-      </w:r>
+          <w:lang w:val="en-US"/>
+        </w:rPr>
+        <w:t>(</w:t>
+      </w:r>
+      <w:proofErr w:type="gramEnd"/>
       <w:r>
         <w:rPr>
           <w:rFonts w:ascii="Courier New" w:hAnsi="Courier New" w:cs="Courier New"/>
           <w:sz w:val="28"/>
           <w:szCs w:val="28"/>
-        </w:rPr>
-        <w:t>Новогодняя</w:t>
+          <w:lang w:val="en-US"/>
+        </w:rPr>
+        <w:t>‘</w:t>
       </w:r>
       <w:r>
         <w:rPr>
           <w:rFonts w:ascii="Courier New" w:hAnsi="Courier New" w:cs="Courier New"/>
           <w:sz w:val="28"/>
           <w:szCs w:val="28"/>
-        </w:rPr>
-        <w:t xml:space="preserve"> </w:t>
+          <w:lang w:val="en-US"/>
+        </w:rPr>
+        <w:t>Database update</w:t>
       </w:r>
       <w:r>
         <w:rPr>
           <w:rFonts w:ascii="Courier New" w:hAnsi="Courier New" w:cs="Courier New"/>
           <w:sz w:val="28"/>
           <w:szCs w:val="28"/>
-        </w:rPr>
-        <w:t>задача</w:t>
+          <w:lang w:val="en-US"/>
+        </w:rPr>
+        <w:t>’, ‘2024-12-31’, @</w:t>
       </w:r>
       <w:r>
         <w:rPr>
           <w:rFonts w:ascii="Courier New" w:hAnsi="Courier New" w:cs="Courier New"/>
           <w:sz w:val="28"/>
           <w:szCs w:val="28"/>
-        </w:rPr>
-        <w:t>’, ‘2024-12-31’, @</w:t>
+          <w:lang w:val="en-US"/>
+        </w:rPr>
+        <w:t>days</w:t>
       </w:r>
       <w:r>
         <w:rPr>
@@ -1893,50 +2384,43 @@
           <w:szCs w:val="28"/>
           <w:lang w:val="en-US"/>
         </w:rPr>
-        <w:t>days</w:t>
-      </w:r>
-      <w:r>
+        <w:t xml:space="preserve">); </w:t>
+      </w:r>
+    </w:p>
+    <w:p>
+      <w:pPr>
+        <w:spacing w:after="0"/>
         <w:rPr>
           <w:rFonts w:ascii="Courier New" w:hAnsi="Courier New" w:cs="Courier New"/>
           <w:sz w:val="28"/>
           <w:szCs w:val="28"/>
-        </w:rPr>
-        <w:t xml:space="preserve">); </w:t>
+          <w:lang w:val="en-US"/>
+        </w:rPr>
+      </w:pPr>
+      <w:r>
+        <w:rPr>
+          <w:rFonts w:ascii="Courier New" w:hAnsi="Courier New" w:cs="Courier New"/>
+          <w:sz w:val="28"/>
+          <w:szCs w:val="28"/>
+          <w:lang w:val="en-US"/>
+        </w:rPr>
+        <w:t>SELECT * FROM tasks;</w:t>
       </w:r>
     </w:p>
     <w:p>
       <w:pPr>
         <w:spacing w:after="0"/>
         <w:rPr>
-          <w:rFonts w:ascii="Courier New" w:hAnsi="Courier New" w:cs="Courier New"/>
-          <w:sz w:val="28"/>
-          <w:szCs w:val="28"/>
-          <w:lang w:val="en-US"/>
-        </w:rPr>
-      </w:pPr>
-      <w:r>
-        <w:rPr>
-          <w:rFonts w:ascii="Courier New" w:hAnsi="Courier New" w:cs="Courier New"/>
-          <w:sz w:val="28"/>
-          <w:szCs w:val="28"/>
-          <w:lang w:val="en-US"/>
-        </w:rPr>
-        <w:t>SELECT * FROM tasks;</w:t>
-      </w:r>
-    </w:p>
-    <w:p>
-      <w:pPr>
-        <w:spacing w:after="0"/>
-        <w:rPr>
-          <w:rFonts w:ascii="Times New Roman" w:hAnsi="Times New Roman" w:cs="Times New Roman"/>
-          <w:sz w:val="28"/>
-          <w:szCs w:val="28"/>
-          <w:lang w:val="en-US"/>
-        </w:rPr>
-      </w:pPr>
-      <w:r>
-        <w:rPr>
-          <w:rFonts w:ascii="Times New Roman" w:hAnsi="Times New Roman" w:cs="Times New Roman"/>
+          <w:rFonts w:ascii="Times New Roman" w:hAnsi="Times New Roman" w:cs="Times New Roman"/>
+          <w:sz w:val="28"/>
+          <w:szCs w:val="28"/>
+          <w:lang w:val="en-US"/>
+        </w:rPr>
+      </w:pPr>
+      <w:r>
+        <w:rPr>
+          <w:rFonts w:ascii="Times New Roman" w:hAnsi="Times New Roman" w:cs="Times New Roman"/>
+          <w:noProof/>
           <w:sz w:val="28"/>
           <w:szCs w:val="28"/>
           <w:lang w:val="en-US"/>
@@ -2115,7 +2599,35 @@
           <w:sz w:val="28"/>
           <w:szCs w:val="28"/>
         </w:rPr>
-        <w:t>инструмент для реализации условной логики непосредственно в запросах. Она функционирует по принципу последовательной проверки условий и возврата соответствующего результата при выполнении первого совпадающего условия. В случае, если ни одно из условий не выполняется, возвращается значение, указанное в блоке ELSE. В контексте нашей лабораторной работы мы применяли простую форму оператора CASE, где происходит сравнение значения функции MONTH(tdate) с заданными числовыми значениями месяцев и последующее преобразование в символьные названия месяцев. Это позволяет осуществлять эффективное преобразование данных непосредственно на уровне базы данных без необходимости дополнительной обработки на стороне клиентского приложения.</w:t>
+        <w:t xml:space="preserve">инструмент для реализации условной логики непосредственно в запросах. Она функционирует по принципу последовательной проверки условий и возврата соответствующего результата при выполнении первого совпадающего условия. В случае, если ни одно из условий не выполняется, возвращается значение, указанное в блоке ELSE. В контексте нашей лабораторной работы мы применяли простую форму оператора CASE, где происходит сравнение значения функции </w:t>
+      </w:r>
+      <w:proofErr w:type="gramStart"/>
+      <w:r>
+        <w:rPr>
+          <w:rFonts w:ascii="Times New Roman" w:hAnsi="Times New Roman" w:cs="Times New Roman"/>
+          <w:sz w:val="28"/>
+          <w:szCs w:val="28"/>
+        </w:rPr>
+        <w:t>MONTH(</w:t>
+      </w:r>
+      <w:proofErr w:type="spellStart"/>
+      <w:proofErr w:type="gramEnd"/>
+      <w:r>
+        <w:rPr>
+          <w:rFonts w:ascii="Times New Roman" w:hAnsi="Times New Roman" w:cs="Times New Roman"/>
+          <w:sz w:val="28"/>
+          <w:szCs w:val="28"/>
+        </w:rPr>
+        <w:t>tdate</w:t>
+      </w:r>
+      <w:proofErr w:type="spellEnd"/>
+      <w:r>
+        <w:rPr>
+          <w:rFonts w:ascii="Times New Roman" w:hAnsi="Times New Roman" w:cs="Times New Roman"/>
+          <w:sz w:val="28"/>
+          <w:szCs w:val="28"/>
+        </w:rPr>
+        <w:t>) с заданными числовыми значениями месяцев и последующее преобразование в символьные названия месяцев. Это позволяет осуществлять эффективное преобразование данных непосредственно на уровне базы данных без необходимости дополнительной обработки на стороне клиентского приложения.</w:t>
       </w:r>
     </w:p>
     <w:p>
@@ -2169,7 +2681,25 @@
           <w:sz w:val="28"/>
           <w:szCs w:val="28"/>
         </w:rPr>
-        <w:t>Встроенная функция MONTH в MySQL предназначена для извлечения порядкового номера месяца из заданной даты или datetime-выражения. Данная функция возвращает целочисленное значение в диапазоне от 1 до 12, где 1 соответствует январю, 2 - февралю, и так далее до 12</w:t>
+        <w:t xml:space="preserve">Встроенная функция MONTH в MySQL предназначена для извлечения порядкового номера месяца из заданной даты или </w:t>
+      </w:r>
+      <w:proofErr w:type="spellStart"/>
+      <w:r>
+        <w:rPr>
+          <w:rFonts w:ascii="Times New Roman" w:hAnsi="Times New Roman" w:cs="Times New Roman"/>
+          <w:sz w:val="28"/>
+          <w:szCs w:val="28"/>
+        </w:rPr>
+        <w:t>datetime</w:t>
+      </w:r>
+      <w:proofErr w:type="spellEnd"/>
+      <w:r>
+        <w:rPr>
+          <w:rFonts w:ascii="Times New Roman" w:hAnsi="Times New Roman" w:cs="Times New Roman"/>
+          <w:sz w:val="28"/>
+          <w:szCs w:val="28"/>
+        </w:rPr>
+        <w:t>-выражения. Данная функция возвращает целочисленное значение в диапазоне от 1 до 12, где 1 соответствует январю, 2 - февралю, и так далее до 12</w:t>
       </w:r>
       <w:r>
         <w:rPr>
